--- a/resume_ats.docx
+++ b/resume_ats.docx
@@ -27,7 +27,7 @@
     </w:p>
     <w:p>
       <w:r>
-        <w:t>AI inference engineer who owns the full LLM serving stack — distributed inference, accelerator orchestration, vLLM and VeRL software stack, MoE routing, and predictive reliability of cluster hardware internals (memory, network) — and runs it in production.</w:t>
+        <w:t>ML/LLMOps Engineer who owns the full lifecycle of production ML and LLM serving — model deployment, distributed inference, GPU orchestration, vLLM and VeRL, batching and scheduling, MoE routing, and predictive reliability of cluster hardware (memory, network) — turning models into reliable, high-availability services with measurable SLO.</w:t>
       </w:r>
     </w:p>
     <w:p/>
